--- a/Backend/Director_Disclosure/Output_Disclosures/2024-25/GE_VERNOVA_T_D_INDIA_LIMITED/DIR-8/DIR8_NEERA_SAGGI_00501029.docx
+++ b/Backend/Director_Disclosure/Output_Disclosures/2024-25/GE_VERNOVA_T_D_INDIA_LIMITED/DIR-8/DIR8_NEERA_SAGGI_00501029.docx
@@ -189,7 +189,7 @@
           <w:b w:val="0"/>
           <w:sz w:val="23"/>
         </w:rPr>
-        <w:t>I, NEERA SAGGI, son/daughter of Mr. {{FATHER_NAME}}, resident of 1002, Atlantis, Raheja Acropolis - I, CHSL,</w:t>
+        <w:t>I, NEERA SAGGI, son/daughter of Mr. Om Prakash Bhatia, resident of 1002, Atlantis, Raheja Acropolis - I, CHSL,</w:t>
         <w:br/>
         <w:t>Deonar Pada Road, Chembur, Mumbai –</w:t>
         <w:br/>
@@ -484,76 +484,6 @@
                 <w:b w:val="0"/>
                 <w:sz w:val="23"/>
               </w:rPr>
-              <w:t>EVERENVIRO RESOURCE MANAGEMENT PRIVATE LIMITED</w:t>
-            </w:r>
-          </w:p>
-        </w:tc>
-        <w:tc>
-          <w:tcPr>
-            <w:tcW w:type="dxa" w:w="2610"/>
-          </w:tcPr>
-          <w:p>
-            <w:pPr>
-              <w:spacing w:after="0"/>
-              <w:jc w:val="center"/>
-            </w:pPr>
-            <w:r>
-              <w:rPr>
-                <w:rFonts w:ascii="Adani" w:hAnsi="Adani" w:eastAsia="Adani" w:cs="Adani"/>
-                <w:b w:val="0"/>
-                <w:sz w:val="23"/>
-              </w:rPr>
-              <w:t>06/09/2022</w:t>
-            </w:r>
-          </w:p>
-        </w:tc>
-        <w:tc>
-          <w:tcPr>
-            <w:tcW w:type="dxa" w:w="2250"/>
-          </w:tcPr>
-          <w:p>
-            <w:pPr>
-              <w:spacing w:after="0"/>
-              <w:jc w:val="center"/>
-            </w:pPr>
-          </w:p>
-        </w:tc>
-      </w:tr>
-      <w:tr>
-        <w:tc>
-          <w:tcPr>
-            <w:tcW w:type="dxa" w:w="636"/>
-          </w:tcPr>
-          <w:p>
-            <w:pPr>
-              <w:spacing w:after="0"/>
-              <w:ind w:left="360"/>
-            </w:pPr>
-            <w:r>
-              <w:rPr>
-                <w:rFonts w:ascii="Adani" w:hAnsi="Adani" w:eastAsia="Adani" w:cs="Adani"/>
-                <w:b w:val="0"/>
-                <w:sz w:val="23"/>
-              </w:rPr>
-              <w:t>4</w:t>
-            </w:r>
-          </w:p>
-        </w:tc>
-        <w:tc>
-          <w:tcPr>
-            <w:tcW w:type="dxa" w:w="3864"/>
-          </w:tcPr>
-          <w:p>
-            <w:pPr>
-              <w:spacing w:after="0"/>
-              <w:jc w:val="both"/>
-            </w:pPr>
-            <w:r>
-              <w:rPr>
-                <w:rFonts w:ascii="Adani" w:hAnsi="Adani" w:eastAsia="Adani" w:cs="Adani"/>
-                <w:b w:val="0"/>
-                <w:sz w:val="23"/>
-              </w:rPr>
               <w:t>INTERISE INVESTMENT MANAGERS PRIVATE LIMITED</w:t>
             </w:r>
           </w:p>
@@ -605,7 +535,7 @@
                 <w:b w:val="0"/>
                 <w:sz w:val="23"/>
               </w:rPr>
-              <w:t>5</w:t>
+              <w:t>4</w:t>
             </w:r>
           </w:p>
         </w:tc>
@@ -675,7 +605,7 @@
                 <w:b w:val="0"/>
                 <w:sz w:val="23"/>
               </w:rPr>
-              <w:t>6</w:t>
+              <w:t>5</w:t>
             </w:r>
           </w:p>
         </w:tc>
@@ -745,7 +675,7 @@
                 <w:b w:val="0"/>
                 <w:sz w:val="23"/>
               </w:rPr>
-              <w:t>7</w:t>
+              <w:t>6</w:t>
             </w:r>
           </w:p>
         </w:tc>
@@ -815,7 +745,7 @@
                 <w:b w:val="0"/>
                 <w:sz w:val="23"/>
               </w:rPr>
-              <w:t>8</w:t>
+              <w:t>7</w:t>
             </w:r>
           </w:p>
         </w:tc>
@@ -854,426 +784,6 @@
                 <w:sz w:val="23"/>
               </w:rPr>
               <w:t>26/07/2016</w:t>
-            </w:r>
-          </w:p>
-        </w:tc>
-        <w:tc>
-          <w:tcPr>
-            <w:tcW w:type="dxa" w:w="2250"/>
-          </w:tcPr>
-          <w:p>
-            <w:pPr>
-              <w:spacing w:after="0"/>
-              <w:jc w:val="center"/>
-            </w:pPr>
-          </w:p>
-        </w:tc>
-      </w:tr>
-      <w:tr>
-        <w:tc>
-          <w:tcPr>
-            <w:tcW w:type="dxa" w:w="636"/>
-          </w:tcPr>
-          <w:p>
-            <w:pPr>
-              <w:spacing w:after="0"/>
-              <w:ind w:left="360"/>
-            </w:pPr>
-            <w:r>
-              <w:rPr>
-                <w:rFonts w:ascii="Adani" w:hAnsi="Adani" w:eastAsia="Adani" w:cs="Adani"/>
-                <w:b w:val="0"/>
-                <w:sz w:val="23"/>
-              </w:rPr>
-              <w:t>9</w:t>
-            </w:r>
-          </w:p>
-        </w:tc>
-        <w:tc>
-          <w:tcPr>
-            <w:tcW w:type="dxa" w:w="3864"/>
-          </w:tcPr>
-          <w:p>
-            <w:pPr>
-              <w:spacing w:after="0"/>
-              <w:jc w:val="both"/>
-            </w:pPr>
-            <w:r>
-              <w:rPr>
-                <w:rFonts w:ascii="Adani" w:hAnsi="Adani" w:eastAsia="Adani" w:cs="Adani"/>
-                <w:b w:val="0"/>
-                <w:sz w:val="23"/>
-              </w:rPr>
-              <w:t>GE POWER INDIA LIMITED</w:t>
-            </w:r>
-          </w:p>
-        </w:tc>
-        <w:tc>
-          <w:tcPr>
-            <w:tcW w:type="dxa" w:w="2610"/>
-          </w:tcPr>
-          <w:p>
-            <w:pPr>
-              <w:spacing w:after="0"/>
-              <w:jc w:val="center"/>
-            </w:pPr>
-            <w:r>
-              <w:rPr>
-                <w:rFonts w:ascii="Adani" w:hAnsi="Adani" w:eastAsia="Adani" w:cs="Adani"/>
-                <w:b w:val="0"/>
-                <w:sz w:val="23"/>
-              </w:rPr>
-              <w:t>14/06/2016</w:t>
-            </w:r>
-          </w:p>
-        </w:tc>
-        <w:tc>
-          <w:tcPr>
-            <w:tcW w:type="dxa" w:w="2250"/>
-          </w:tcPr>
-          <w:p>
-            <w:pPr>
-              <w:spacing w:after="0"/>
-              <w:jc w:val="center"/>
-            </w:pPr>
-          </w:p>
-        </w:tc>
-      </w:tr>
-      <w:tr>
-        <w:tc>
-          <w:tcPr>
-            <w:tcW w:type="dxa" w:w="636"/>
-          </w:tcPr>
-          <w:p>
-            <w:pPr>
-              <w:spacing w:after="0"/>
-              <w:ind w:left="360"/>
-            </w:pPr>
-            <w:r>
-              <w:rPr>
-                <w:rFonts w:ascii="Adani" w:hAnsi="Adani" w:eastAsia="Adani" w:cs="Adani"/>
-                <w:b w:val="0"/>
-                <w:sz w:val="23"/>
-              </w:rPr>
-              <w:t>10</w:t>
-            </w:r>
-          </w:p>
-        </w:tc>
-        <w:tc>
-          <w:tcPr>
-            <w:tcW w:type="dxa" w:w="3864"/>
-          </w:tcPr>
-          <w:p>
-            <w:pPr>
-              <w:spacing w:after="0"/>
-              <w:jc w:val="both"/>
-            </w:pPr>
-            <w:r>
-              <w:rPr>
-                <w:rFonts w:ascii="Adani" w:hAnsi="Adani" w:eastAsia="Adani" w:cs="Adani"/>
-                <w:b w:val="0"/>
-                <w:sz w:val="23"/>
-              </w:rPr>
-              <w:t>TATA REALTY AND INFRASTRUCTURE  LIMITED</w:t>
-            </w:r>
-          </w:p>
-        </w:tc>
-        <w:tc>
-          <w:tcPr>
-            <w:tcW w:type="dxa" w:w="2610"/>
-          </w:tcPr>
-          <w:p>
-            <w:pPr>
-              <w:spacing w:after="0"/>
-              <w:jc w:val="center"/>
-            </w:pPr>
-            <w:r>
-              <w:rPr>
-                <w:rFonts w:ascii="Adani" w:hAnsi="Adani" w:eastAsia="Adani" w:cs="Adani"/>
-                <w:b w:val="0"/>
-                <w:sz w:val="23"/>
-              </w:rPr>
-              <w:t>26/03/2015</w:t>
-            </w:r>
-          </w:p>
-        </w:tc>
-        <w:tc>
-          <w:tcPr>
-            <w:tcW w:type="dxa" w:w="2250"/>
-          </w:tcPr>
-          <w:p>
-            <w:pPr>
-              <w:spacing w:after="0"/>
-              <w:jc w:val="center"/>
-            </w:pPr>
-          </w:p>
-        </w:tc>
-      </w:tr>
-      <w:tr>
-        <w:tc>
-          <w:tcPr>
-            <w:tcW w:type="dxa" w:w="636"/>
-          </w:tcPr>
-          <w:p>
-            <w:pPr>
-              <w:spacing w:after="0"/>
-              <w:ind w:left="360"/>
-            </w:pPr>
-            <w:r>
-              <w:rPr>
-                <w:rFonts w:ascii="Adani" w:hAnsi="Adani" w:eastAsia="Adani" w:cs="Adani"/>
-                <w:b w:val="0"/>
-                <w:sz w:val="23"/>
-              </w:rPr>
-              <w:t>11</w:t>
-            </w:r>
-          </w:p>
-        </w:tc>
-        <w:tc>
-          <w:tcPr>
-            <w:tcW w:type="dxa" w:w="3864"/>
-          </w:tcPr>
-          <w:p>
-            <w:pPr>
-              <w:spacing w:after="0"/>
-              <w:jc w:val="both"/>
-            </w:pPr>
-            <w:r>
-              <w:rPr>
-                <w:rFonts w:ascii="Adani" w:hAnsi="Adani" w:eastAsia="Adani" w:cs="Adani"/>
-                <w:b w:val="0"/>
-                <w:sz w:val="23"/>
-              </w:rPr>
-              <w:t>TATA PROJECTS LIMITED</w:t>
-            </w:r>
-          </w:p>
-        </w:tc>
-        <w:tc>
-          <w:tcPr>
-            <w:tcW w:type="dxa" w:w="2610"/>
-          </w:tcPr>
-          <w:p>
-            <w:pPr>
-              <w:spacing w:after="0"/>
-              <w:jc w:val="center"/>
-            </w:pPr>
-            <w:r>
-              <w:rPr>
-                <w:rFonts w:ascii="Adani" w:hAnsi="Adani" w:eastAsia="Adani" w:cs="Adani"/>
-                <w:b w:val="0"/>
-                <w:sz w:val="23"/>
-              </w:rPr>
-              <w:t>05/12/2014</w:t>
-            </w:r>
-          </w:p>
-        </w:tc>
-        <w:tc>
-          <w:tcPr>
-            <w:tcW w:type="dxa" w:w="2250"/>
-          </w:tcPr>
-          <w:p>
-            <w:pPr>
-              <w:spacing w:after="0"/>
-              <w:jc w:val="center"/>
-            </w:pPr>
-          </w:p>
-        </w:tc>
-      </w:tr>
-      <w:tr>
-        <w:tc>
-          <w:tcPr>
-            <w:tcW w:type="dxa" w:w="636"/>
-          </w:tcPr>
-          <w:p>
-            <w:pPr>
-              <w:spacing w:after="0"/>
-              <w:ind w:left="360"/>
-            </w:pPr>
-            <w:r>
-              <w:rPr>
-                <w:rFonts w:ascii="Adani" w:hAnsi="Adani" w:eastAsia="Adani" w:cs="Adani"/>
-                <w:b w:val="0"/>
-                <w:sz w:val="23"/>
-              </w:rPr>
-              <w:t>12</w:t>
-            </w:r>
-          </w:p>
-        </w:tc>
-        <w:tc>
-          <w:tcPr>
-            <w:tcW w:type="dxa" w:w="3864"/>
-          </w:tcPr>
-          <w:p>
-            <w:pPr>
-              <w:spacing w:after="0"/>
-              <w:jc w:val="both"/>
-            </w:pPr>
-            <w:r>
-              <w:rPr>
-                <w:rFonts w:ascii="Adani" w:hAnsi="Adani" w:eastAsia="Adani" w:cs="Adani"/>
-                <w:b w:val="0"/>
-                <w:sz w:val="23"/>
-              </w:rPr>
-              <w:t>SWARAJ ENGINES LIMITED</w:t>
-            </w:r>
-          </w:p>
-        </w:tc>
-        <w:tc>
-          <w:tcPr>
-            <w:tcW w:type="dxa" w:w="2610"/>
-          </w:tcPr>
-          <w:p>
-            <w:pPr>
-              <w:spacing w:after="0"/>
-              <w:jc w:val="center"/>
-            </w:pPr>
-            <w:r>
-              <w:rPr>
-                <w:rFonts w:ascii="Adani" w:hAnsi="Adani" w:eastAsia="Adani" w:cs="Adani"/>
-                <w:b w:val="0"/>
-                <w:sz w:val="23"/>
-              </w:rPr>
-              <w:t>01/10/2014</w:t>
-            </w:r>
-          </w:p>
-        </w:tc>
-        <w:tc>
-          <w:tcPr>
-            <w:tcW w:type="dxa" w:w="2250"/>
-          </w:tcPr>
-          <w:p>
-            <w:pPr>
-              <w:spacing w:after="0"/>
-              <w:jc w:val="center"/>
-            </w:pPr>
-          </w:p>
-        </w:tc>
-      </w:tr>
-      <w:tr>
-        <w:tc>
-          <w:tcPr>
-            <w:tcW w:type="dxa" w:w="636"/>
-          </w:tcPr>
-          <w:p>
-            <w:pPr>
-              <w:spacing w:after="0"/>
-              <w:ind w:left="360"/>
-            </w:pPr>
-            <w:r>
-              <w:rPr>
-                <w:rFonts w:ascii="Adani" w:hAnsi="Adani" w:eastAsia="Adani" w:cs="Adani"/>
-                <w:b w:val="0"/>
-                <w:sz w:val="23"/>
-              </w:rPr>
-              <w:t>13</w:t>
-            </w:r>
-          </w:p>
-        </w:tc>
-        <w:tc>
-          <w:tcPr>
-            <w:tcW w:type="dxa" w:w="3864"/>
-          </w:tcPr>
-          <w:p>
-            <w:pPr>
-              <w:spacing w:after="0"/>
-              <w:jc w:val="both"/>
-            </w:pPr>
-            <w:r>
-              <w:rPr>
-                <w:rFonts w:ascii="Adani" w:hAnsi="Adani" w:eastAsia="Adani" w:cs="Adani"/>
-                <w:b w:val="0"/>
-                <w:sz w:val="23"/>
-              </w:rPr>
-              <w:t>TRF  LIMITED</w:t>
-            </w:r>
-          </w:p>
-        </w:tc>
-        <w:tc>
-          <w:tcPr>
-            <w:tcW w:type="dxa" w:w="2610"/>
-          </w:tcPr>
-          <w:p>
-            <w:pPr>
-              <w:spacing w:after="0"/>
-              <w:jc w:val="center"/>
-            </w:pPr>
-            <w:r>
-              <w:rPr>
-                <w:rFonts w:ascii="Adani" w:hAnsi="Adani" w:eastAsia="Adani" w:cs="Adani"/>
-                <w:b w:val="0"/>
-                <w:sz w:val="23"/>
-              </w:rPr>
-              <w:t>01/10/2014</w:t>
-            </w:r>
-          </w:p>
-        </w:tc>
-        <w:tc>
-          <w:tcPr>
-            <w:tcW w:type="dxa" w:w="2250"/>
-          </w:tcPr>
-          <w:p>
-            <w:pPr>
-              <w:spacing w:after="0"/>
-              <w:jc w:val="center"/>
-            </w:pPr>
-          </w:p>
-        </w:tc>
-      </w:tr>
-      <w:tr>
-        <w:tc>
-          <w:tcPr>
-            <w:tcW w:type="dxa" w:w="636"/>
-          </w:tcPr>
-          <w:p>
-            <w:pPr>
-              <w:spacing w:after="0"/>
-              <w:ind w:left="360"/>
-            </w:pPr>
-            <w:r>
-              <w:rPr>
-                <w:rFonts w:ascii="Adani" w:hAnsi="Adani" w:eastAsia="Adani" w:cs="Adani"/>
-                <w:b w:val="0"/>
-                <w:sz w:val="23"/>
-              </w:rPr>
-              <w:t>14</w:t>
-            </w:r>
-          </w:p>
-        </w:tc>
-        <w:tc>
-          <w:tcPr>
-            <w:tcW w:type="dxa" w:w="3864"/>
-          </w:tcPr>
-          <w:p>
-            <w:pPr>
-              <w:spacing w:after="0"/>
-              <w:jc w:val="both"/>
-            </w:pPr>
-            <w:r>
-              <w:rPr>
-                <w:rFonts w:ascii="Adani" w:hAnsi="Adani" w:eastAsia="Adani" w:cs="Adani"/>
-                <w:b w:val="0"/>
-                <w:sz w:val="23"/>
-              </w:rPr>
-              <w:t>CARE INDIA SOLUTIONS FOR SUSTAINABLE DEVELOPMENT</w:t>
-            </w:r>
-          </w:p>
-        </w:tc>
-        <w:tc>
-          <w:tcPr>
-            <w:tcW w:type="dxa" w:w="2610"/>
-          </w:tcPr>
-          <w:p>
-            <w:pPr>
-              <w:spacing w:after="0"/>
-              <w:jc w:val="center"/>
-            </w:pPr>
-            <w:r>
-              <w:rPr>
-                <w:rFonts w:ascii="Adani" w:hAnsi="Adani" w:eastAsia="Adani" w:cs="Adani"/>
-                <w:b w:val="0"/>
-                <w:sz w:val="23"/>
-              </w:rPr>
-              <w:t>05/09/2014</w:t>
             </w:r>
           </w:p>
         </w:tc>
@@ -1389,7 +899,7 @@
           <w:b w:val="0"/>
           <w:sz w:val="23"/>
         </w:rPr>
-        <w:t xml:space="preserve">Date: 07th May, 2026</w:t>
+        <w:t xml:space="preserve">Date: 15th May, 2026</w:t>
         <w:tab/>
       </w:r>
     </w:p>

--- a/Backend/Director_Disclosure/Output_Disclosures/2024-25/GE_VERNOVA_T_D_INDIA_LIMITED/DIR-8/DIR8_NEERA_SAGGI_00501029.docx
+++ b/Backend/Director_Disclosure/Output_Disclosures/2024-25/GE_VERNOVA_T_D_INDIA_LIMITED/DIR-8/DIR8_NEERA_SAGGI_00501029.docx
@@ -363,7 +363,7 @@
                 <w:b w:val="0"/>
                 <w:sz w:val="23"/>
               </w:rPr>
-              <w:t>27/03/2024</w:t>
+              <w:t>14/06/2024</w:t>
             </w:r>
           </w:p>
         </w:tc>
@@ -694,76 +694,6 @@
                 <w:b w:val="0"/>
                 <w:sz w:val="23"/>
               </w:rPr>
-              <w:t>TATA STEEL BSL LIMITED</w:t>
-            </w:r>
-          </w:p>
-        </w:tc>
-        <w:tc>
-          <w:tcPr>
-            <w:tcW w:type="dxa" w:w="2610"/>
-          </w:tcPr>
-          <w:p>
-            <w:pPr>
-              <w:spacing w:after="0"/>
-              <w:jc w:val="center"/>
-            </w:pPr>
-            <w:r>
-              <w:rPr>
-                <w:rFonts w:ascii="Adani" w:hAnsi="Adani" w:eastAsia="Adani" w:cs="Adani"/>
-                <w:b w:val="0"/>
-                <w:sz w:val="23"/>
-              </w:rPr>
-              <w:t>07/06/2018</w:t>
-            </w:r>
-          </w:p>
-        </w:tc>
-        <w:tc>
-          <w:tcPr>
-            <w:tcW w:type="dxa" w:w="2250"/>
-          </w:tcPr>
-          <w:p>
-            <w:pPr>
-              <w:spacing w:after="0"/>
-              <w:jc w:val="center"/>
-            </w:pPr>
-          </w:p>
-        </w:tc>
-      </w:tr>
-      <w:tr>
-        <w:tc>
-          <w:tcPr>
-            <w:tcW w:type="dxa" w:w="636"/>
-          </w:tcPr>
-          <w:p>
-            <w:pPr>
-              <w:spacing w:after="0"/>
-              <w:ind w:left="360"/>
-            </w:pPr>
-            <w:r>
-              <w:rPr>
-                <w:rFonts w:ascii="Adani" w:hAnsi="Adani" w:eastAsia="Adani" w:cs="Adani"/>
-                <w:b w:val="0"/>
-                <w:sz w:val="23"/>
-              </w:rPr>
-              <w:t>7</w:t>
-            </w:r>
-          </w:p>
-        </w:tc>
-        <w:tc>
-          <w:tcPr>
-            <w:tcW w:type="dxa" w:w="3864"/>
-          </w:tcPr>
-          <w:p>
-            <w:pPr>
-              <w:spacing w:after="0"/>
-              <w:jc w:val="both"/>
-            </w:pPr>
-            <w:r>
-              <w:rPr>
-                <w:rFonts w:ascii="Adani" w:hAnsi="Adani" w:eastAsia="Adani" w:cs="Adani"/>
-                <w:b w:val="0"/>
-                <w:sz w:val="23"/>
-              </w:rPr>
               <w:t>GE VERNOVA T&amp;D INDIA LIMITED</w:t>
             </w:r>
           </w:p>
@@ -899,7 +829,7 @@
           <w:b w:val="0"/>
           <w:sz w:val="23"/>
         </w:rPr>
-        <w:t xml:space="preserve">Date: 15th May, 2026</w:t>
+        <w:t xml:space="preserve">Date: 08th June, 2026</w:t>
         <w:tab/>
       </w:r>
     </w:p>
